--- a/Analog-Signal-Components/PAX/PAM-2025/PAM-modules/detector-module/detector-module-v2/Jan26_production/Test reports/module034_report.docx
+++ b/Analog-Signal-Components/PAX/PAM-2025/PAM-modules/detector-module/detector-module-v2/Jan26_production/Test reports/module034_report.docx
@@ -114,10 +114,15 @@
     </w:p>
     <w:p>
       <w:r>
-        <w:t>Impedance mismatch at low frequency. Needs rework?</w:t>
+        <w:t>First build failed due to i</w:t>
+      </w:r>
+      <w:r>
+        <w:t xml:space="preserve">mpedance mismatch at low frequency. </w:t>
+      </w:r>
+      <w:r>
+        <w:t>Success after rework</w:t>
       </w:r>
     </w:p>
-    <w:p/>
     <w:p>
       <w:pPr>
         <w:tabs>
@@ -214,24 +219,17 @@
         </w:tabs>
       </w:pPr>
       <w:r>
-        <w:t>First build P-V curve.</w:t>
-      </w:r>
-    </w:p>
-    <w:p>
-      <w:pPr>
-        <w:tabs>
-          <w:tab w:val="left" w:pos="4860"/>
-        </w:tabs>
-      </w:pPr>
+        <w:t>Reworked module P-V curve</w:t>
+      </w:r>
       <w:r>
         <w:rPr>
           <w:noProof/>
         </w:rPr>
         <w:drawing>
-          <wp:inline distT="0" distB="0" distL="0" distR="0" wp14:anchorId="66FE564F" wp14:editId="060AC967">
+          <wp:inline distT="0" distB="0" distL="0" distR="0" wp14:anchorId="16D3809B" wp14:editId="291321FB">
             <wp:extent cx="5972810" cy="4778375"/>
             <wp:effectExtent l="0" t="0" r="0" b="0"/>
-            <wp:docPr id="1003000022" name="Picture 2"/>
+            <wp:docPr id="702740968" name="Picture 1"/>
             <wp:cNvGraphicFramePr>
               <a:graphicFrameLocks xmlns:a="http://schemas.openxmlformats.org/drawingml/2006/main" noChangeAspect="1"/>
             </wp:cNvGraphicFramePr>
@@ -239,7 +237,7 @@
               <a:graphicData uri="http://schemas.openxmlformats.org/drawingml/2006/picture">
                 <pic:pic xmlns:pic="http://schemas.openxmlformats.org/drawingml/2006/picture">
                   <pic:nvPicPr>
-                    <pic:cNvPr id="1003000022" name="Picture 1003000022"/>
+                    <pic:cNvPr id="702740968" name="Picture 702740968"/>
                     <pic:cNvPicPr/>
                   </pic:nvPicPr>
                   <pic:blipFill>
@@ -266,76 +264,29 @@
     </w:p>
     <w:p>
       <w:pPr>
-        <w:rPr>
-          <w:b/>
-          <w:bCs/>
-          <w:sz w:val="28"/>
-          <w:szCs w:val="28"/>
-        </w:rPr>
-      </w:pPr>
-      <w:r>
-        <w:rPr>
-          <w:b/>
-          <w:bCs/>
-          <w:sz w:val="28"/>
-          <w:szCs w:val="28"/>
-        </w:rPr>
-        <w:br w:type="page"/>
-      </w:r>
-      <w:r>
-        <w:rPr>
-          <w:b/>
-          <w:bCs/>
-          <w:sz w:val="28"/>
-          <w:szCs w:val="28"/>
-        </w:rPr>
-        <w:lastRenderedPageBreak/>
-        <w:t>S-parameter</w:t>
-      </w:r>
-    </w:p>
-    <w:p>
-      <w:pPr>
         <w:tabs>
           <w:tab w:val="left" w:pos="4860"/>
         </w:tabs>
       </w:pPr>
-      <w:bookmarkStart w:id="0" w:name="_Hlk194052596"/>
-      <w:r>
-        <w:t>S-parameter measurement with the VNA</w:t>
-      </w:r>
-      <w:r>
-        <w:t xml:space="preserve"> (N5230C</w:t>
-      </w:r>
-      <w:bookmarkEnd w:id="0"/>
-      <w:r>
-        <w:t>).</w:t>
-      </w:r>
-    </w:p>
-    <w:p>
-      <w:pPr>
-        <w:tabs>
-          <w:tab w:val="left" w:pos="4860"/>
-        </w:tabs>
-        <w:rPr>
-          <w:b/>
-          <w:bCs/>
-          <w:sz w:val="28"/>
-          <w:szCs w:val="28"/>
-        </w:rPr>
-      </w:pPr>
-      <w:r>
-        <w:rPr>
-          <w:b/>
-          <w:bCs/>
+      <w:r>
+        <w:lastRenderedPageBreak/>
+        <w:t>First build P-V curve.</w:t>
+      </w:r>
+      <w:r>
+        <w:rPr>
           <w:noProof/>
-          <w:sz w:val="28"/>
-          <w:szCs w:val="28"/>
+        </w:rPr>
+        <w:t xml:space="preserve"> </w:t>
+      </w:r>
+      <w:r>
+        <w:rPr>
+          <w:noProof/>
         </w:rPr>
         <w:drawing>
-          <wp:inline distT="0" distB="0" distL="0" distR="0" wp14:anchorId="4014751D" wp14:editId="281FEE67">
+          <wp:inline distT="0" distB="0" distL="0" distR="0" wp14:anchorId="4F48B3D4" wp14:editId="503F25AE">
             <wp:extent cx="5972810" cy="4778375"/>
             <wp:effectExtent l="0" t="0" r="0" b="0"/>
-            <wp:docPr id="389895303" name="Picture 1"/>
+            <wp:docPr id="1003000022" name="Picture 2"/>
             <wp:cNvGraphicFramePr>
               <a:graphicFrameLocks xmlns:a="http://schemas.openxmlformats.org/drawingml/2006/main" noChangeAspect="1"/>
             </wp:cNvGraphicFramePr>
@@ -343,7 +294,7 @@
               <a:graphicData uri="http://schemas.openxmlformats.org/drawingml/2006/picture">
                 <pic:pic xmlns:pic="http://schemas.openxmlformats.org/drawingml/2006/picture">
                   <pic:nvPicPr>
-                    <pic:cNvPr id="389895303" name="Picture 389895303"/>
+                    <pic:cNvPr id="1003000022" name="Picture 1003000022"/>
                     <pic:cNvPicPr/>
                   </pic:nvPicPr>
                   <pic:blipFill>
@@ -367,19 +318,41 @@
           </wp:inline>
         </w:drawing>
       </w:r>
-      <w:r>
+    </w:p>
+    <w:p>
+      <w:pPr>
+        <w:tabs>
+          <w:tab w:val="left" w:pos="4860"/>
+        </w:tabs>
+      </w:pPr>
+    </w:p>
+    <w:p>
+      <w:pPr>
         <w:rPr>
           <w:b/>
           <w:bCs/>
           <w:sz w:val="28"/>
           <w:szCs w:val="28"/>
         </w:rPr>
-        <w:br/>
-      </w:r>
-    </w:p>
-    <w:p>
-      <w:r>
+      </w:pPr>
+      <w:r>
+        <w:rPr>
+          <w:b/>
+          <w:bCs/>
+          <w:sz w:val="28"/>
+          <w:szCs w:val="28"/>
+        </w:rPr>
         <w:br w:type="page"/>
+      </w:r>
+      <w:r>
+        <w:rPr>
+          <w:b/>
+          <w:bCs/>
+          <w:sz w:val="28"/>
+          <w:szCs w:val="28"/>
+        </w:rPr>
+        <w:lastRenderedPageBreak/>
+        <w:t>S-parameter</w:t>
       </w:r>
     </w:p>
     <w:p>
@@ -388,11 +361,148 @@
           <w:tab w:val="left" w:pos="4860"/>
         </w:tabs>
       </w:pPr>
+      <w:bookmarkStart w:id="0" w:name="_Hlk194052596"/>
+      <w:r>
+        <w:t>S-parameter measurement with the VNA</w:t>
+      </w:r>
+      <w:r>
+        <w:t xml:space="preserve"> (N5230C</w:t>
+      </w:r>
+      <w:bookmarkEnd w:id="0"/>
+      <w:r>
+        <w:t>).</w:t>
+      </w:r>
+    </w:p>
+    <w:p>
+      <w:pPr>
+        <w:tabs>
+          <w:tab w:val="left" w:pos="4860"/>
+        </w:tabs>
+      </w:pPr>
+      <w:r>
+        <w:t>Reworked module S-parameters</w:t>
+      </w:r>
       <w:r>
         <w:rPr>
           <w:noProof/>
         </w:rPr>
+        <w:drawing>
+          <wp:inline distT="0" distB="0" distL="0" distR="0" wp14:anchorId="26E77D2A" wp14:editId="79D5008A">
+            <wp:extent cx="4658686" cy="3727048"/>
+            <wp:effectExtent l="0" t="0" r="2540" b="0"/>
+            <wp:docPr id="599606398" name="Picture 2"/>
+            <wp:cNvGraphicFramePr>
+              <a:graphicFrameLocks xmlns:a="http://schemas.openxmlformats.org/drawingml/2006/main" noChangeAspect="1"/>
+            </wp:cNvGraphicFramePr>
+            <a:graphic xmlns:a="http://schemas.openxmlformats.org/drawingml/2006/main">
+              <a:graphicData uri="http://schemas.openxmlformats.org/drawingml/2006/picture">
+                <pic:pic xmlns:pic="http://schemas.openxmlformats.org/drawingml/2006/picture">
+                  <pic:nvPicPr>
+                    <pic:cNvPr id="599606398" name="Picture 599606398"/>
+                    <pic:cNvPicPr/>
+                  </pic:nvPicPr>
+                  <pic:blipFill>
+                    <a:blip r:embed="rId7"/>
+                    <a:stretch>
+                      <a:fillRect/>
+                    </a:stretch>
+                  </pic:blipFill>
+                  <pic:spPr>
+                    <a:xfrm>
+                      <a:off x="0" y="0"/>
+                      <a:ext cx="4668007" cy="3734505"/>
+                    </a:xfrm>
+                    <a:prstGeom prst="rect">
+                      <a:avLst/>
+                    </a:prstGeom>
+                  </pic:spPr>
+                </pic:pic>
+              </a:graphicData>
+            </a:graphic>
+          </wp:inline>
+        </w:drawing>
+      </w:r>
+    </w:p>
+    <w:p>
+      <w:pPr>
+        <w:tabs>
+          <w:tab w:val="left" w:pos="4860"/>
+        </w:tabs>
+      </w:pPr>
+      <w:r>
+        <w:t>First build S-parameters</w:t>
+      </w:r>
+      <w:r>
+        <w:rPr>
+          <w:b/>
+          <w:bCs/>
+          <w:noProof/>
+          <w:sz w:val="28"/>
+          <w:szCs w:val="28"/>
+        </w:rPr>
+        <w:drawing>
+          <wp:inline distT="0" distB="0" distL="0" distR="0" wp14:anchorId="412B3FEB" wp14:editId="27648E79">
+            <wp:extent cx="4644218" cy="3715473"/>
+            <wp:effectExtent l="0" t="0" r="4445" b="5715"/>
+            <wp:docPr id="389895303" name="Picture 1"/>
+            <wp:cNvGraphicFramePr>
+              <a:graphicFrameLocks xmlns:a="http://schemas.openxmlformats.org/drawingml/2006/main" noChangeAspect="1"/>
+            </wp:cNvGraphicFramePr>
+            <a:graphic xmlns:a="http://schemas.openxmlformats.org/drawingml/2006/main">
+              <a:graphicData uri="http://schemas.openxmlformats.org/drawingml/2006/picture">
+                <pic:pic xmlns:pic="http://schemas.openxmlformats.org/drawingml/2006/picture">
+                  <pic:nvPicPr>
+                    <pic:cNvPr id="389895303" name="Picture 389895303"/>
+                    <pic:cNvPicPr/>
+                  </pic:nvPicPr>
+                  <pic:blipFill>
+                    <a:blip r:embed="rId8"/>
+                    <a:stretch>
+                      <a:fillRect/>
+                    </a:stretch>
+                  </pic:blipFill>
+                  <pic:spPr>
+                    <a:xfrm>
+                      <a:off x="0" y="0"/>
+                      <a:ext cx="4663177" cy="3730641"/>
+                    </a:xfrm>
+                    <a:prstGeom prst="rect">
+                      <a:avLst/>
+                    </a:prstGeom>
+                  </pic:spPr>
+                </pic:pic>
+              </a:graphicData>
+            </a:graphic>
+          </wp:inline>
+        </w:drawing>
+      </w:r>
+    </w:p>
+    <w:p>
+      <w:pPr>
+        <w:tabs>
+          <w:tab w:val="left" w:pos="4860"/>
+        </w:tabs>
+        <w:rPr>
+          <w:b/>
+          <w:bCs/>
+          <w:sz w:val="28"/>
+          <w:szCs w:val="28"/>
+        </w:rPr>
+      </w:pPr>
+      <w:r>
+        <w:rPr>
+          <w:b/>
+          <w:bCs/>
+          <w:sz w:val="28"/>
+          <w:szCs w:val="28"/>
+        </w:rPr>
         <w:lastRenderedPageBreak/>
+        <w:br/>
+      </w:r>
+      <w:r>
+        <w:rPr>
+          <w:noProof/>
+        </w:rPr>
         <w:drawing>
           <wp:anchor distT="0" distB="0" distL="114300" distR="114300" simplePos="0" relativeHeight="251665408" behindDoc="0" locked="0" layoutInCell="1" allowOverlap="1" wp14:anchorId="4BAEBFC7" wp14:editId="2C9170C6">
             <wp:simplePos x="0" y="0"/>
@@ -417,7 +527,7 @@
                     <pic:cNvPicPr/>
                   </pic:nvPicPr>
                   <pic:blipFill>
-                    <a:blip r:embed="rId7" cstate="print">
+                    <a:blip r:embed="rId9" cstate="print">
                       <a:extLst>
                         <a:ext uri="{28A0092B-C50C-407E-A947-70E740481C1C}">
                           <a14:useLocalDpi xmlns:a14="http://schemas.microsoft.com/office/drawing/2010/main" val="0"/>
@@ -611,7 +721,7 @@
           <w:noProof/>
         </w:rPr>
         <w:drawing>
-          <wp:anchor distT="0" distB="0" distL="114300" distR="114300" simplePos="0" relativeHeight="251664384" behindDoc="0" locked="0" layoutInCell="1" allowOverlap="1" wp14:anchorId="6F775B1C" wp14:editId="479FF656">
+          <wp:anchor distT="0" distB="0" distL="114300" distR="114300" simplePos="0" relativeHeight="251664384" behindDoc="0" locked="0" layoutInCell="1" allowOverlap="1" wp14:anchorId="6F775B1C" wp14:editId="1D77C219">
             <wp:simplePos x="0" y="0"/>
             <wp:positionH relativeFrom="column">
               <wp:posOffset>4008491</wp:posOffset>
@@ -634,7 +744,7 @@
                     <pic:cNvPicPr/>
                   </pic:nvPicPr>
                   <pic:blipFill>
-                    <a:blip r:embed="rId8" cstate="print">
+                    <a:blip r:embed="rId10" cstate="print">
                       <a:extLst>
                         <a:ext uri="{28A0092B-C50C-407E-A947-70E740481C1C}">
                           <a14:useLocalDpi xmlns:a14="http://schemas.microsoft.com/office/drawing/2010/main" val="0"/>
@@ -1098,7 +1208,7 @@
           <w:szCs w:val="28"/>
         </w:rPr>
         <w:drawing>
-          <wp:anchor distT="0" distB="0" distL="114300" distR="114300" simplePos="0" relativeHeight="251666432" behindDoc="1" locked="0" layoutInCell="1" allowOverlap="1" wp14:anchorId="7B5D8638" wp14:editId="6C099B84">
+          <wp:anchor distT="0" distB="0" distL="114300" distR="114300" simplePos="0" relativeHeight="251666432" behindDoc="1" locked="0" layoutInCell="1" allowOverlap="1" wp14:anchorId="7B5D8638" wp14:editId="2E08AA3D">
             <wp:simplePos x="0" y="0"/>
             <wp:positionH relativeFrom="column">
               <wp:posOffset>4004310</wp:posOffset>
@@ -1121,7 +1231,7 @@
                     <pic:cNvPicPr/>
                   </pic:nvPicPr>
                   <pic:blipFill>
-                    <a:blip r:embed="rId9" cstate="print">
+                    <a:blip r:embed="rId11" cstate="print">
                       <a:extLst>
                         <a:ext uri="{28A0092B-C50C-407E-A947-70E740481C1C}">
                           <a14:useLocalDpi xmlns:a14="http://schemas.microsoft.com/office/drawing/2010/main" val="0"/>
